--- a/markdown_answers/03_Databricks_High_Level_Architecture/BACK_UP/ANSWER_03_1.docx
+++ b/markdown_answers/03_Databricks_High_Level_Architecture/BACK_UP/ANSWER_03_1.docx
@@ -23,22 +23,32 @@
       </w:r>
       <w:r>
         <w:br/>
+      </w:r>
+      <w:r>
+        <w:rPr>
+          <w:b/>
+          <w:bCs/>
+          <w:color w:val="EE0000"/>
+        </w:rPr>
         <w:t>B. AWS, Azure, Google Cloud Platform (GCP)</w:t>
       </w:r>
       <w:r>
         <w:br/>
       </w:r>
       <w:r>
-        <w:rPr>
-          <w:b/>
-          <w:bCs/>
-          <w:color w:val="FF0000"/>
-        </w:rPr>
         <w:t>C. Azure, Oracle Cloud, VMware Cloud, GCP</w:t>
       </w:r>
       <w:r>
         <w:br/>
-        <w:t>D. AWS, DigitalOcean, Azure, IBM Cloud</w:t>
+        <w:t xml:space="preserve">D. AWS, </w:t>
+      </w:r>
+      <w:proofErr w:type="spellStart"/>
+      <w:r>
+        <w:t>DigitalOcean</w:t>
+      </w:r>
+      <w:proofErr w:type="spellEnd"/>
+      <w:r>
+        <w:t>, Azure, IBM Cloud</w:t>
       </w:r>
       <w:r>
         <w:br/>
@@ -201,7 +211,7 @@
     <w:p>
       <w:r>
         <w:pict w14:anchorId="0CBC4EC9">
-          <v:rect id="_x0000_i1055" style="width:0;height:1.5pt" o:hralign="center" o:hrstd="t" o:hr="t" fillcolor="#a0a0a0" stroked="f"/>
+          <v:rect id="_x0000_i1025" style="width:0;height:1.5pt" o:hralign="center" o:hrstd="t" o:hr="t" fillcolor="#a0a0a0" stroked="f"/>
         </w:pict>
       </w:r>
     </w:p>
@@ -257,7 +267,15 @@
       </w:pPr>
       <w:r>
         <w:lastRenderedPageBreak/>
-        <w:t xml:space="preserve">AWS is correct. </w:t>
+        <w:t xml:space="preserve">AWS </w:t>
+      </w:r>
+      <w:proofErr w:type="gramStart"/>
+      <w:r>
+        <w:t>is</w:t>
+      </w:r>
+      <w:proofErr w:type="gramEnd"/>
+      <w:r>
+        <w:t xml:space="preserve"> correct. </w:t>
       </w:r>
     </w:p>
     <w:p>
@@ -324,7 +342,7 @@
     <w:p>
       <w:r>
         <w:pict w14:anchorId="2F271D8F">
-          <v:rect id="_x0000_i1056" style="width:0;height:1.5pt" o:hralign="center" o:hrstd="t" o:hr="t" fillcolor="#a0a0a0" stroked="f"/>
+          <v:rect id="_x0000_i1026" style="width:0;height:1.5pt" o:hralign="center" o:hrstd="t" o:hr="t" fillcolor="#a0a0a0" stroked="f"/>
         </w:pict>
       </w:r>
     </w:p>
@@ -428,7 +446,7 @@
     <w:p>
       <w:r>
         <w:pict w14:anchorId="0AA5B4B2">
-          <v:rect id="_x0000_i1057" style="width:0;height:1.5pt" o:hralign="center" o:hrstd="t" o:hr="t" fillcolor="#a0a0a0" stroked="f"/>
+          <v:rect id="_x0000_i1027" style="width:0;height:1.5pt" o:hralign="center" o:hrstd="t" o:hr="t" fillcolor="#a0a0a0" stroked="f"/>
         </w:pict>
       </w:r>
     </w:p>
@@ -444,22 +462,54 @@
           <w:b/>
           <w:bCs/>
         </w:rPr>
-        <w:t>Why D is Wrong</w:t>
-      </w:r>
-    </w:p>
-    <w:p>
-      <w:pPr>
-        <w:rPr>
-          <w:b/>
-          <w:bCs/>
-        </w:rPr>
-      </w:pPr>
-      <w:r>
-        <w:rPr>
-          <w:b/>
-          <w:bCs/>
-        </w:rPr>
-        <w:t xml:space="preserve">D. AWS, DigitalOcean, Azure, IBM Cloud </w:t>
+        <w:t xml:space="preserve">Why </w:t>
+      </w:r>
+      <w:proofErr w:type="spellStart"/>
+      <w:r>
+        <w:rPr>
+          <w:b/>
+          <w:bCs/>
+        </w:rPr>
+        <w:t>D</w:t>
+      </w:r>
+      <w:proofErr w:type="spellEnd"/>
+      <w:r>
+        <w:rPr>
+          <w:b/>
+          <w:bCs/>
+        </w:rPr>
+        <w:t xml:space="preserve"> is Wrong</w:t>
+      </w:r>
+    </w:p>
+    <w:p>
+      <w:pPr>
+        <w:rPr>
+          <w:b/>
+          <w:bCs/>
+        </w:rPr>
+      </w:pPr>
+      <w:r>
+        <w:rPr>
+          <w:b/>
+          <w:bCs/>
+        </w:rPr>
+        <w:t xml:space="preserve">D. AWS, </w:t>
+      </w:r>
+      <w:proofErr w:type="spellStart"/>
+      <w:r>
+        <w:rPr>
+          <w:b/>
+          <w:bCs/>
+        </w:rPr>
+        <w:t>DigitalOcean</w:t>
+      </w:r>
+      <w:proofErr w:type="spellEnd"/>
+      <w:r>
+        <w:rPr>
+          <w:b/>
+          <w:bCs/>
+        </w:rPr>
+        <w:t xml:space="preserve">, Azure, IBM Cloud </w:t>
       </w:r>
       <w:r>
         <w:rPr>
@@ -483,7 +533,15 @@
         </w:numPr>
       </w:pPr>
       <w:r>
-        <w:t xml:space="preserve">AWS is correct. </w:t>
+        <w:t xml:space="preserve">AWS </w:t>
+      </w:r>
+      <w:proofErr w:type="gramStart"/>
+      <w:r>
+        <w:t>is</w:t>
+      </w:r>
+      <w:proofErr w:type="gramEnd"/>
+      <w:r>
+        <w:t xml:space="preserve"> correct. </w:t>
       </w:r>
     </w:p>
     <w:p>
@@ -504,8 +562,13 @@
           <w:numId w:val="4"/>
         </w:numPr>
       </w:pPr>
-      <w:r>
-        <w:t xml:space="preserve">DigitalOcean is not a supported Databricks deployment platform. </w:t>
+      <w:proofErr w:type="spellStart"/>
+      <w:r>
+        <w:t>DigitalOcean</w:t>
+      </w:r>
+      <w:proofErr w:type="spellEnd"/>
+      <w:r>
+        <w:t xml:space="preserve"> is not a supported Databricks deployment platform. </w:t>
       </w:r>
     </w:p>
     <w:p>
@@ -541,7 +604,7 @@
     <w:p>
       <w:r>
         <w:pict w14:anchorId="1211B78E">
-          <v:rect id="_x0000_i1058" style="width:0;height:1.5pt" o:hralign="center" o:hrstd="t" o:hr="t" fillcolor="#a0a0a0" stroked="f"/>
+          <v:rect id="_x0000_i1028" style="width:0;height:1.5pt" o:hralign="center" o:hrstd="t" o:hr="t" fillcolor="#a0a0a0" stroked="f"/>
         </w:pict>
       </w:r>
     </w:p>
@@ -651,7 +714,7 @@
     <w:p>
       <w:r>
         <w:pict w14:anchorId="4CBB807A">
-          <v:rect id="_x0000_i1059" style="width:0;height:1.5pt" o:hralign="center" o:hrstd="t" o:hr="t" fillcolor="#a0a0a0" stroked="f"/>
+          <v:rect id="_x0000_i1029" style="width:0;height:1.5pt" o:hralign="center" o:hrstd="t" o:hr="t" fillcolor="#a0a0a0" stroked="f"/>
         </w:pict>
       </w:r>
     </w:p>
@@ -865,9 +928,11 @@
             <w:hideMark/>
           </w:tcPr>
           <w:p>
+            <w:proofErr w:type="spellStart"/>
             <w:r>
               <w:t>DigitalOcean</w:t>
             </w:r>
+            <w:proofErr w:type="spellEnd"/>
           </w:p>
         </w:tc>
       </w:tr>
@@ -2308,6 +2373,7 @@
   <w:style w:type="character" w:default="1" w:styleId="DefaultParagraphFont">
     <w:name w:val="Default Paragraph Font"/>
     <w:uiPriority w:val="1"/>
+    <w:semiHidden/>
     <w:unhideWhenUsed/>
   </w:style>
   <w:style w:type="table" w:default="1" w:styleId="TableNormal">
